--- a/contents/battle-workbook/attack-adv-w12.docx
+++ b/contents/battle-workbook/attack-adv-w12.docx
@@ -497,7 +497,7 @@
           <w:rFonts w:ascii="Consolas" w:hAnsi="Consolas"/>
           <w:sz w:val="19"/>
         </w:rPr>
-        <w:t>curl -s -A "aa12r1-kim-supplychain" -H "Host: dvwa.6v6.lab" \</w:t>
+        <w:t>curl -s -A "aa12r1-kim-supplychain" -H "Host: dvwa.el34.lab" \</w:t>
         <w:br/>
         <w:t xml:space="preserve">  "http://192.168.0.161/npm/install?pkg=internal-utils-aa12r1-kim"</w:t>
       </w:r>
